--- a/Automated-Loan-Agreement/.NET/Automated-Loan-Agreement/Data/Template.docx
+++ b/Automated-Loan-Agreement/.NET/Automated-Loan-Agreement/Data/Template.docx
@@ -51,12 +51,16 @@
         <w:jc w:val="center"/>
         <w:rPr>
           <w:rFonts w:ascii="Calibri" w:hAnsi="Calibri" w:cs="Calibri"/>
+          <w:sz w:val="52"/>
+          <w:szCs w:val="52"/>
         </w:rPr>
       </w:pPr>
       <w:r>
         <w:rPr>
           <w:rFonts w:ascii="Calibri" w:eastAsia="Arial" w:hAnsi="Calibri" w:cs="Calibri"/>
           <w:b/>
+          <w:sz w:val="52"/>
+          <w:szCs w:val="52"/>
         </w:rPr>
         <w:t>LOAN AGREEMENT</w:t>
       </w:r>
@@ -247,12 +251,16 @@
         <w:rPr>
           <w:rFonts w:ascii="Calibri" w:eastAsia="Arial" w:hAnsi="Calibri" w:cs="Calibri"/>
           <w:b/>
+          <w:sz w:val="28"/>
+          <w:szCs w:val="28"/>
         </w:rPr>
       </w:pPr>
       <w:r>
         <w:rPr>
           <w:rFonts w:ascii="Calibri" w:eastAsia="Arial" w:hAnsi="Calibri" w:cs="Calibri"/>
           <w:b/>
+          <w:sz w:val="28"/>
+          <w:szCs w:val="28"/>
         </w:rPr>
         <w:t>BORROWER INFORMATION</w:t>
       </w:r>
@@ -661,12 +669,16 @@
         <w:rPr>
           <w:rFonts w:ascii="Calibri" w:eastAsia="Arial" w:hAnsi="Calibri" w:cs="Calibri"/>
           <w:b/>
+          <w:sz w:val="28"/>
+          <w:szCs w:val="28"/>
         </w:rPr>
       </w:pPr>
       <w:r>
         <w:rPr>
           <w:rFonts w:ascii="Calibri" w:eastAsia="Arial" w:hAnsi="Calibri" w:cs="Calibri"/>
           <w:b/>
+          <w:sz w:val="28"/>
+          <w:szCs w:val="28"/>
         </w:rPr>
         <w:t>LOAN DETAILS</w:t>
       </w:r>
@@ -1212,12 +1224,16 @@
         <w:spacing w:line="360" w:lineRule="auto"/>
         <w:rPr>
           <w:rFonts w:ascii="Calibri" w:hAnsi="Calibri" w:cs="Calibri"/>
+          <w:sz w:val="28"/>
+          <w:szCs w:val="28"/>
         </w:rPr>
       </w:pPr>
       <w:r>
         <w:rPr>
           <w:rFonts w:ascii="Calibri" w:eastAsia="Arial" w:hAnsi="Calibri" w:cs="Calibri"/>
           <w:b/>
+          <w:sz w:val="28"/>
+          <w:szCs w:val="28"/>
         </w:rPr>
         <w:t>COLLATERAL INFORMATION</w:t>
       </w:r>
@@ -1480,12 +1496,16 @@
         <w:spacing w:after="200"/>
         <w:rPr>
           <w:rFonts w:ascii="Calibri" w:hAnsi="Calibri" w:cs="Calibri"/>
+          <w:sz w:val="28"/>
+          <w:szCs w:val="28"/>
         </w:rPr>
       </w:pPr>
       <w:r>
         <w:rPr>
           <w:rFonts w:ascii="Calibri" w:eastAsia="Arial" w:hAnsi="Calibri" w:cs="Calibri"/>
           <w:b/>
+          <w:sz w:val="28"/>
+          <w:szCs w:val="28"/>
         </w:rPr>
         <w:t>REPAYMENT TERMS</w:t>
       </w:r>
@@ -1728,12 +1748,16 @@
         <w:spacing w:after="200"/>
         <w:rPr>
           <w:rFonts w:ascii="Calibri" w:hAnsi="Calibri" w:cs="Calibri"/>
+          <w:sz w:val="28"/>
+          <w:szCs w:val="28"/>
         </w:rPr>
       </w:pPr>
       <w:r>
         <w:rPr>
           <w:rFonts w:ascii="Calibri" w:eastAsia="Arial" w:hAnsi="Calibri" w:cs="Calibri"/>
           <w:b/>
+          <w:sz w:val="28"/>
+          <w:szCs w:val="28"/>
         </w:rPr>
         <w:t>TERMS AND CONDITIONS</w:t>
       </w:r>
@@ -1780,6 +1804,7 @@
         <w:rPr>
           <w:rFonts w:ascii="Calibri" w:hAnsi="Calibri" w:cs="Calibri"/>
         </w:rPr>
+        <w:lastRenderedPageBreak/>
         <w:t>3. The borrower may prepay the loan subject to prepayment penalty as mentioned above.</w:t>
       </w:r>
     </w:p>
@@ -1795,7 +1820,6 @@
         <w:rPr>
           <w:rFonts w:ascii="Calibri" w:hAnsi="Calibri" w:cs="Calibri"/>
         </w:rPr>
-        <w:lastRenderedPageBreak/>
         <w:t>4. The borrower agrees to provide all necessary documentation and collateral as required by the lender.</w:t>
       </w:r>
     </w:p>
@@ -1848,12 +1872,16 @@
         <w:spacing w:after="200"/>
         <w:rPr>
           <w:rFonts w:ascii="Calibri" w:hAnsi="Calibri" w:cs="Calibri"/>
+          <w:sz w:val="28"/>
+          <w:szCs w:val="28"/>
         </w:rPr>
       </w:pPr>
       <w:r>
         <w:rPr>
           <w:rFonts w:ascii="Calibri" w:eastAsia="Arial" w:hAnsi="Calibri" w:cs="Calibri"/>
           <w:b/>
+          <w:sz w:val="28"/>
+          <w:szCs w:val="28"/>
         </w:rPr>
         <w:t>SIGNATURES</w:t>
       </w:r>
